--- a/speakers/Тема 8 · II · Как они работают.docx
+++ b/speakers/Тема 8 · II · Как они работают.docx
@@ -35,7 +35,7 @@
         <w:t xml:space="preserve">Твоё время: </w:t>
       </w:r>
       <w:r>
-        <w:t>~1,9 мин</w:t>
+        <w:t>~2,0 мин</w:t>
       </w:r>
     </w:p>
     <w:p>
@@ -182,27 +182,27 @@
         <w:rPr>
           <w:color w:val="B8452D"/>
         </w:rPr>
-        <w:t>Слайд 05 · Какие бывают партии  ·  ~60 сек</w:t>
+        <w:t>Слайд 05 · Какие бывают партии  ·  ~65 сек</w:t>
       </w:r>
     </w:p>
     <w:p>
       <w:r>
-        <w:t>Партии делят по нескольким признакам.</w:t>
+        <w:t>Любую партию можно описать четырьмя вопросами. Какие у неё идеи — левая, центристская или правая; это мы разбирали в прошлой теме.</w:t>
       </w:r>
     </w:p>
     <w:p>
       <w:r>
-        <w:t>По идеологии — левые, центристские и правые; это мы разбирали в прошлой теме.</w:t>
+        <w:t>Как она устроена — это классификация француза Мориса Дюверже, книга «Политические партии», 1951 год. Кадровые партии небольшие, держатся на известных людях и оживают к выборам. Массовые — много членов, взносы, постоянная работа.</w:t>
       </w:r>
     </w:p>
     <w:p>
       <w:r>
-        <w:t>По устройству — классификация француза Мориса Дюверже, книга «Политические партии», 1951 год. Кадровые партии небольшие, держатся на известных людях и оживают к выборам. Массовые — много членов, взносы, постоянная работа.</w:t>
+        <w:t>У власти она или нет: правящая партия победила на выборах и формирует правительство, оппозиционная — не у власти, критикует её и предлагает свои решения.</w:t>
       </w:r>
     </w:p>
     <w:p>
       <w:r>
-        <w:t>По отношению к власти — правящие и оппозиционные. А Отто Кирхгеймер в 1966 году выделил «всеохватные» партии, которые обращаются сразу ко всем избирателям.</w:t>
+        <w:t>И для кого она: одни партии говорят от имени одной группы, например рабочих, а «всеохватные» — так их назвал Отто Кирхгеймер в 1966 году — обращаются сразу ко всем избирателям.</w:t>
       </w:r>
     </w:p>
     <w:p>

--- a/speakers/Тема 8 · II · Как они работают.docx
+++ b/speakers/Тема 8 · II · Как они работают.docx
@@ -35,7 +35,7 @@
         <w:t xml:space="preserve">Твоё время: </w:t>
       </w:r>
       <w:r>
-        <w:t>~2,0 мин</w:t>
+        <w:t>~1,9 мин</w:t>
       </w:r>
     </w:p>
     <w:p>
@@ -182,27 +182,27 @@
         <w:rPr>
           <w:color w:val="B8452D"/>
         </w:rPr>
-        <w:t>Слайд 05 · Какие бывают партии  ·  ~65 сек</w:t>
+        <w:t>Слайд 05 · Какие бывают партии  ·  ~60 сек</w:t>
       </w:r>
     </w:p>
     <w:p>
       <w:r>
-        <w:t>Любую партию можно описать четырьмя вопросами. Какие у неё идеи — левая, центристская или правая; это мы разбирали в прошлой теме.</w:t>
+        <w:t>Партии делят по нескольким признакам.</w:t>
       </w:r>
     </w:p>
     <w:p>
       <w:r>
-        <w:t>Как она устроена — это классификация француза Мориса Дюверже, книга «Политические партии», 1951 год. Кадровые партии небольшие, держатся на известных людях и оживают к выборам. Массовые — много членов, взносы, постоянная работа.</w:t>
+        <w:t>По идеологии — левые, центристские и правые; это мы разбирали в прошлой теме.</w:t>
       </w:r>
     </w:p>
     <w:p>
       <w:r>
-        <w:t>У власти она или нет: правящая партия победила на выборах и формирует правительство, оппозиционная — не у власти, критикует её и предлагает свои решения.</w:t>
+        <w:t>По устройству — классификация француза Мориса Дюверже, книга «Политические партии», 1951 год. Кадровые партии небольшие, держатся на известных людях и оживают к выборам. Массовые — много членов, взносы, постоянная работа.</w:t>
       </w:r>
     </w:p>
     <w:p>
       <w:r>
-        <w:t>И для кого она: одни партии говорят от имени одной группы, например рабочих, а «всеохватные» — так их назвал Отто Кирхгеймер в 1966 году — обращаются сразу ко всем избирателям.</w:t>
+        <w:t>По отношению к власти — правящие и оппозиционные. А Отто Кирхгеймер в 1966 году выделил «всеохватные» партии, которые обращаются сразу ко всем избирателям.</w:t>
       </w:r>
     </w:p>
     <w:p>
